--- a/diagrams/1-analysis/functional/Module3-QLGiaoDich&HopDong/UC302/UC302.docx
+++ b/diagrams/1-analysis/functional/Module3-QLGiaoDich&HopDong/UC302/UC302.docx
@@ -33,12 +33,23 @@
           <w:p>
             <w:pPr>
               <w:spacing w:after="0"/>
-            </w:pPr>
-            <w:r>
-              <w:rPr>
+              <w:rPr>
+                <w:rFonts w:ascii="Cambria" w:hAnsi="Cambria"/>
+              </w:rPr>
+            </w:pPr>
+            <w:r>
+              <w:rPr>
+                <w:rFonts w:ascii="Cambria" w:hAnsi="Cambria"/>
                 <w:b/>
               </w:rPr>
               <w:t xml:space="preserve">Tên ca sử dụng: </w:t>
+            </w:r>
+            <w:r>
+              <w:rPr>
+                <w:rFonts w:ascii="Cambria" w:hAnsi="Cambria"/>
+                <w:bCs/>
+              </w:rPr>
+              <w:t>Thanh toán phí nhận lớp</w:t>
             </w:r>
           </w:p>
         </w:tc>
@@ -49,18 +60,30 @@
           <w:p>
             <w:pPr>
               <w:spacing w:after="0"/>
-            </w:pPr>
-            <w:r>
-              <w:rPr>
-                <w:b/>
-              </w:rPr>
-              <w:t>ID:</w:t>
-            </w:r>
-            <w:r>
-              <w:rPr>
-                <w:b/>
-              </w:rPr>
-              <w:t xml:space="preserve"> </w:t>
+              <w:rPr>
+                <w:rFonts w:ascii="Cambria" w:hAnsi="Cambria"/>
+              </w:rPr>
+            </w:pPr>
+            <w:r>
+              <w:rPr>
+                <w:rFonts w:ascii="Cambria" w:hAnsi="Cambria"/>
+                <w:b/>
+              </w:rPr>
+              <w:t xml:space="preserve">ID: </w:t>
+            </w:r>
+            <w:r>
+              <w:rPr>
+                <w:rFonts w:ascii="Cambria" w:hAnsi="Cambria"/>
+                <w:bCs/>
+              </w:rPr>
+              <w:t>UC</w:t>
+            </w:r>
+            <w:r>
+              <w:rPr>
+                <w:rFonts w:ascii="Cambria" w:hAnsi="Cambria"/>
+                <w:bCs/>
+              </w:rPr>
+              <w:t>302</w:t>
             </w:r>
           </w:p>
         </w:tc>
@@ -75,14 +98,23 @@
             <w:pPr>
               <w:spacing w:after="0"/>
               <w:rPr>
-                <w:b/>
-              </w:rPr>
-            </w:pPr>
-            <w:r>
-              <w:rPr>
+                <w:rFonts w:ascii="Cambria" w:hAnsi="Cambria"/>
+                <w:b/>
+              </w:rPr>
+            </w:pPr>
+            <w:r>
+              <w:rPr>
+                <w:rFonts w:ascii="Cambria" w:hAnsi="Cambria"/>
                 <w:b/>
               </w:rPr>
               <w:t xml:space="preserve">Mức quan trọng: </w:t>
+            </w:r>
+            <w:r>
+              <w:rPr>
+                <w:rFonts w:ascii="Cambria" w:hAnsi="Cambria"/>
+                <w:bCs/>
+              </w:rPr>
+              <w:t>Cao</w:t>
             </w:r>
           </w:p>
         </w:tc>
@@ -96,26 +128,23 @@
             <w:pPr>
               <w:spacing w:after="0"/>
               <w:rPr>
-                <w:b/>
-              </w:rPr>
-            </w:pPr>
-            <w:r>
-              <w:rPr>
-                <w:b/>
-              </w:rPr>
-              <w:t>Tác nhân</w:t>
-            </w:r>
-            <w:r>
-              <w:rPr>
-                <w:b/>
-              </w:rPr>
-              <w:t>:</w:t>
-            </w:r>
-            <w:r>
-              <w:rPr>
-                <w:b/>
-              </w:rPr>
-              <w:t xml:space="preserve">  </w:t>
+                <w:rFonts w:ascii="Cambria" w:hAnsi="Cambria"/>
+                <w:b/>
+              </w:rPr>
+            </w:pPr>
+            <w:r>
+              <w:rPr>
+                <w:rFonts w:ascii="Cambria" w:hAnsi="Cambria"/>
+                <w:b/>
+              </w:rPr>
+              <w:t xml:space="preserve">Tác nhân:  </w:t>
+            </w:r>
+            <w:r>
+              <w:rPr>
+                <w:rFonts w:ascii="Cambria" w:hAnsi="Cambria"/>
+                <w:bCs/>
+              </w:rPr>
+              <w:t>Gia sư, Cổng thanh toán</w:t>
             </w:r>
           </w:p>
         </w:tc>
@@ -128,14 +157,23 @@
             <w:pPr>
               <w:spacing w:after="0"/>
               <w:rPr>
-                <w:b/>
-              </w:rPr>
-            </w:pPr>
-            <w:r>
-              <w:rPr>
+                <w:rFonts w:ascii="Cambria" w:hAnsi="Cambria"/>
+                <w:b/>
+              </w:rPr>
+            </w:pPr>
+            <w:r>
+              <w:rPr>
+                <w:rFonts w:ascii="Cambria" w:hAnsi="Cambria"/>
                 <w:b/>
               </w:rPr>
               <w:t xml:space="preserve">Loại ca sử dụng: </w:t>
+            </w:r>
+            <w:r>
+              <w:rPr>
+                <w:rFonts w:ascii="Cambria" w:hAnsi="Cambria"/>
+                <w:bCs/>
+              </w:rPr>
+              <w:t>Chi tiết</w:t>
             </w:r>
           </w:p>
         </w:tc>
@@ -148,16 +186,120 @@
           </w:tcPr>
           <w:p>
             <w:pPr>
-              <w:spacing w:after="0"/>
-              <w:rPr>
-                <w:b/>
-              </w:rPr>
-            </w:pPr>
-            <w:r>
-              <w:rPr>
+              <w:tabs>
+                <w:tab w:val="center" w:pos="4212"/>
+              </w:tabs>
+              <w:spacing w:after="0"/>
+              <w:rPr>
+                <w:rFonts w:ascii="Cambria" w:hAnsi="Cambria"/>
+                <w:b/>
+              </w:rPr>
+            </w:pPr>
+            <w:r>
+              <w:rPr>
+                <w:rFonts w:ascii="Cambria" w:hAnsi="Cambria"/>
                 <w:b/>
               </w:rPr>
               <w:t xml:space="preserve">Các bên liên quan và mối quan tâm: </w:t>
+            </w:r>
+          </w:p>
+          <w:p>
+            <w:pPr>
+              <w:tabs>
+                <w:tab w:val="center" w:pos="4212"/>
+              </w:tabs>
+              <w:spacing w:after="0"/>
+              <w:rPr>
+                <w:rFonts w:ascii="Cambria" w:hAnsi="Cambria"/>
+                <w:b/>
+              </w:rPr>
+            </w:pPr>
+            <w:r>
+              <w:rPr>
+                <w:rFonts w:ascii="Cambria" w:hAnsi="Cambria"/>
+                <w:b/>
+                <w:lang w:val="vi-VN"/>
+              </w:rPr>
+              <w:t xml:space="preserve">- </w:t>
+            </w:r>
+            <w:r>
+              <w:rPr>
+                <w:rFonts w:ascii="Cambria" w:hAnsi="Cambria"/>
+                <w:b/>
+                <w:bCs/>
+                <w:lang w:val="vi-VN"/>
+              </w:rPr>
+              <w:t>Gia sư</w:t>
+            </w:r>
+            <w:r>
+              <w:rPr>
+                <w:rFonts w:ascii="Cambria" w:hAnsi="Cambria"/>
+                <w:b/>
+                <w:lang w:val="vi-VN"/>
+              </w:rPr>
+              <w:t xml:space="preserve">: </w:t>
+            </w:r>
+            <w:r>
+              <w:rPr>
+                <w:rFonts w:ascii="Cambria" w:hAnsi="Cambria"/>
+                <w:bCs/>
+                <w:lang w:val="vi-VN"/>
+              </w:rPr>
+              <w:t>Muốn thanh toán nhanh chóng, an toàn để nhận lớp ngay.</w:t>
+            </w:r>
+          </w:p>
+          <w:p>
+            <w:pPr>
+              <w:tabs>
+                <w:tab w:val="center" w:pos="4212"/>
+              </w:tabs>
+              <w:spacing w:after="0"/>
+              <w:rPr>
+                <w:rFonts w:ascii="Cambria" w:hAnsi="Cambria"/>
+                <w:b/>
+                <w:lang w:val="vi-VN"/>
+              </w:rPr>
+            </w:pPr>
+            <w:r>
+              <w:rPr>
+                <w:rFonts w:ascii="Cambria" w:hAnsi="Cambria"/>
+                <w:b/>
+                <w:lang w:val="vi-VN"/>
+              </w:rPr>
+              <w:t xml:space="preserve">- </w:t>
+            </w:r>
+            <w:r>
+              <w:rPr>
+                <w:rFonts w:ascii="Cambria" w:hAnsi="Cambria"/>
+                <w:b/>
+                <w:bCs/>
+                <w:lang w:val="vi-VN"/>
+              </w:rPr>
+              <w:t>Trung tâm</w:t>
+            </w:r>
+            <w:r>
+              <w:rPr>
+                <w:rFonts w:ascii="Cambria" w:hAnsi="Cambria"/>
+                <w:b/>
+                <w:lang w:val="vi-VN"/>
+              </w:rPr>
+              <w:t xml:space="preserve">: </w:t>
+            </w:r>
+            <w:r>
+              <w:rPr>
+                <w:rFonts w:ascii="Cambria" w:hAnsi="Cambria"/>
+                <w:bCs/>
+                <w:lang w:val="vi-VN"/>
+              </w:rPr>
+              <w:t>Thu phí chính xác và tự động hóa quy trình đối soát.</w:t>
+            </w:r>
+            <w:r>
+              <w:rPr>
+                <w:rFonts w:ascii="Cambria" w:hAnsi="Cambria"/>
+                <w:bCs/>
+                <w:lang w:val="vi-VN"/>
+              </w:rPr>
+              <w:tab/>
             </w:r>
           </w:p>
         </w:tc>
@@ -172,14 +314,26 @@
             <w:pPr>
               <w:spacing w:after="0"/>
               <w:rPr>
-                <w:b/>
-              </w:rPr>
-            </w:pPr>
-            <w:r>
-              <w:rPr>
-                <w:b/>
+                <w:rFonts w:ascii="Cambria" w:hAnsi="Cambria"/>
+                <w:b/>
+                <w:lang w:val="vi-VN"/>
+              </w:rPr>
+            </w:pPr>
+            <w:r>
+              <w:rPr>
+                <w:rFonts w:ascii="Cambria" w:hAnsi="Cambria"/>
+                <w:b/>
+                <w:lang w:val="vi-VN"/>
               </w:rPr>
               <w:t xml:space="preserve">Mô tả ngắn gọn: </w:t>
+            </w:r>
+            <w:r>
+              <w:rPr>
+                <w:rFonts w:ascii="Cambria" w:hAnsi="Cambria"/>
+                <w:bCs/>
+                <w:lang w:val="vi-VN"/>
+              </w:rPr>
+              <w:t>Ca sử dụng này mô tả quy trình Gia sư thực hiện thanh toán phí nhận lớp thông qua các cổng thanh toán điện tử để hoàn tất thủ tục.</w:t>
             </w:r>
           </w:p>
         </w:tc>
@@ -197,26 +351,39 @@
             <w:pPr>
               <w:spacing w:after="0"/>
               <w:rPr>
-                <w:b/>
-              </w:rPr>
-            </w:pPr>
-            <w:r>
-              <w:rPr>
-                <w:b/>
+                <w:rFonts w:ascii="Cambria" w:hAnsi="Cambria"/>
+                <w:bCs/>
+              </w:rPr>
+            </w:pPr>
+            <w:r>
+              <w:rPr>
+                <w:rFonts w:ascii="Cambria" w:hAnsi="Cambria"/>
+                <w:b/>
+                <w:lang w:val="vi-VN"/>
               </w:rPr>
               <w:t xml:space="preserve">Kích hoạt: </w:t>
             </w:r>
-          </w:p>
-          <w:p>
-            <w:pPr>
-              <w:spacing w:after="0"/>
-              <w:rPr>
-                <w:b/>
-              </w:rPr>
-            </w:pPr>
-            <w:r>
-              <w:rPr>
-                <w:b/>
+            <w:r>
+              <w:rPr>
+                <w:rFonts w:ascii="Cambria" w:hAnsi="Cambria"/>
+                <w:bCs/>
+                <w:lang w:val="vi-VN"/>
+              </w:rPr>
+              <w:t>Gia sư nhấn vào nút "Thanh toán" tại danh sách lớp đã ký hợp đồng.</w:t>
+            </w:r>
+          </w:p>
+          <w:p>
+            <w:pPr>
+              <w:spacing w:after="0"/>
+              <w:rPr>
+                <w:rFonts w:ascii="Cambria" w:hAnsi="Cambria"/>
+                <w:b/>
+              </w:rPr>
+            </w:pPr>
+            <w:r>
+              <w:rPr>
+                <w:rFonts w:ascii="Cambria" w:hAnsi="Cambria"/>
+                <w:bCs/>
               </w:rPr>
               <w:t xml:space="preserve">Loại: </w:t>
             </w:r>
@@ -233,17 +400,20 @@
             <w:pPr>
               <w:spacing w:after="0"/>
               <w:rPr>
-                <w:b/>
-              </w:rPr>
-            </w:pPr>
-            <w:r>
-              <w:rPr>
+                <w:rFonts w:ascii="Cambria" w:hAnsi="Cambria"/>
+                <w:b/>
+              </w:rPr>
+            </w:pPr>
+            <w:r>
+              <w:rPr>
+                <w:rFonts w:ascii="Cambria" w:hAnsi="Cambria"/>
                 <w:b/>
               </w:rPr>
               <w:t>Các mối liên hệ:</w:t>
             </w:r>
             <w:r>
               <w:rPr>
+                <w:rFonts w:ascii="Cambria" w:hAnsi="Cambria"/>
                 <w:b/>
               </w:rPr>
               <w:br/>
@@ -251,6 +421,7 @@
             </w:r>
             <w:r>
               <w:rPr>
+                <w:rFonts w:ascii="Cambria" w:hAnsi="Cambria"/>
                 <w:b/>
               </w:rPr>
               <w:br/>
@@ -258,6 +429,14 @@
             </w:r>
             <w:r>
               <w:rPr>
+                <w:rFonts w:ascii="Cambria" w:hAnsi="Cambria"/>
+                <w:bCs/>
+              </w:rPr>
+              <w:t>Xác thực giao dịch.</w:t>
+            </w:r>
+            <w:r>
+              <w:rPr>
+                <w:rFonts w:ascii="Cambria" w:hAnsi="Cambria"/>
                 <w:b/>
               </w:rPr>
               <w:br/>
@@ -265,6 +444,7 @@
             </w:r>
             <w:r>
               <w:rPr>
+                <w:rFonts w:ascii="Cambria" w:hAnsi="Cambria"/>
                 <w:b/>
               </w:rPr>
               <w:br/>
@@ -283,29 +463,220 @@
             <w:pPr>
               <w:spacing w:after="0"/>
               <w:rPr>
-                <w:b/>
-              </w:rPr>
-            </w:pPr>
-            <w:r>
-              <w:rPr>
+                <w:rFonts w:ascii="Cambria" w:hAnsi="Cambria"/>
+                <w:b/>
+              </w:rPr>
+            </w:pPr>
+            <w:r>
+              <w:rPr>
+                <w:rFonts w:ascii="Cambria" w:hAnsi="Cambria"/>
                 <w:b/>
               </w:rPr>
               <w:t>Luồng sự kiện thông thường:</w:t>
             </w:r>
-            <w:r>
-              <w:rPr>
-                <w:b/>
-              </w:rPr>
-              <w:br/>
-            </w:r>
-          </w:p>
-          <w:p>
-            <w:pPr>
-              <w:spacing w:after="0"/>
-              <w:rPr>
-                <w:b/>
-              </w:rPr>
-            </w:pPr>
+          </w:p>
+          <w:p>
+            <w:pPr>
+              <w:pStyle w:val="ListParagraph"/>
+              <w:numPr>
+                <w:ilvl w:val="0"/>
+                <w:numId w:val="1"/>
+              </w:numPr>
+              <w:spacing w:after="0"/>
+              <w:rPr>
+                <w:rFonts w:ascii="Cambria" w:hAnsi="Cambria"/>
+                <w:bCs/>
+              </w:rPr>
+            </w:pPr>
+            <w:r>
+              <w:rPr>
+                <w:rFonts w:ascii="Cambria" w:hAnsi="Cambria"/>
+                <w:bCs/>
+              </w:rPr>
+              <w:t>Gia sư chọn lớp học cần thanh toán phí từ giao diện quản lý.</w:t>
+            </w:r>
+          </w:p>
+          <w:p>
+            <w:pPr>
+              <w:pStyle w:val="ListParagraph"/>
+              <w:numPr>
+                <w:ilvl w:val="0"/>
+                <w:numId w:val="1"/>
+              </w:numPr>
+              <w:spacing w:after="0"/>
+              <w:rPr>
+                <w:rFonts w:ascii="Cambria" w:hAnsi="Cambria"/>
+                <w:bCs/>
+              </w:rPr>
+            </w:pPr>
+            <w:r>
+              <w:rPr>
+                <w:rFonts w:ascii="Cambria" w:hAnsi="Cambria"/>
+                <w:bCs/>
+              </w:rPr>
+              <w:t>Hệ thống hiển thị số tiền phí cần đóng và danh sách các cổng thanh toán tích hợp.</w:t>
+            </w:r>
+          </w:p>
+          <w:p>
+            <w:pPr>
+              <w:pStyle w:val="ListParagraph"/>
+              <w:numPr>
+                <w:ilvl w:val="0"/>
+                <w:numId w:val="1"/>
+              </w:numPr>
+              <w:spacing w:after="0"/>
+              <w:rPr>
+                <w:rFonts w:ascii="Cambria" w:hAnsi="Cambria"/>
+                <w:bCs/>
+              </w:rPr>
+            </w:pPr>
+            <w:r>
+              <w:rPr>
+                <w:rFonts w:ascii="Cambria" w:hAnsi="Cambria"/>
+                <w:bCs/>
+              </w:rPr>
+              <w:t>Gia sư chọn phương thức thanh toán mong muốn và nhấn "Xác nhận".</w:t>
+            </w:r>
+          </w:p>
+          <w:p>
+            <w:pPr>
+              <w:pStyle w:val="ListParagraph"/>
+              <w:numPr>
+                <w:ilvl w:val="0"/>
+                <w:numId w:val="1"/>
+              </w:numPr>
+              <w:spacing w:after="0"/>
+              <w:rPr>
+                <w:rFonts w:ascii="Cambria" w:hAnsi="Cambria"/>
+                <w:bCs/>
+              </w:rPr>
+            </w:pPr>
+            <w:r>
+              <w:rPr>
+                <w:rFonts w:ascii="Cambria" w:hAnsi="Cambria"/>
+                <w:bCs/>
+              </w:rPr>
+              <w:t>Hệ thống chuyển hướng người dùng sang giao diện của Cổng thanh toán tương ứng.</w:t>
+            </w:r>
+          </w:p>
+          <w:p>
+            <w:pPr>
+              <w:pStyle w:val="ListParagraph"/>
+              <w:numPr>
+                <w:ilvl w:val="0"/>
+                <w:numId w:val="1"/>
+              </w:numPr>
+              <w:spacing w:after="0"/>
+              <w:rPr>
+                <w:rFonts w:ascii="Cambria" w:hAnsi="Cambria"/>
+                <w:bCs/>
+              </w:rPr>
+            </w:pPr>
+            <w:r>
+              <w:rPr>
+                <w:rFonts w:ascii="Cambria" w:hAnsi="Cambria"/>
+                <w:bCs/>
+              </w:rPr>
+              <w:t>Gia sư thực hiện thao tác thanh toán (</w:t>
+            </w:r>
+            <w:r>
+              <w:rPr>
+                <w:rFonts w:ascii="Cambria" w:hAnsi="Cambria"/>
+                <w:bCs/>
+              </w:rPr>
+              <w:t>QR hoặc thông tin thẻ)</w:t>
+            </w:r>
+          </w:p>
+          <w:p>
+            <w:pPr>
+              <w:pStyle w:val="ListParagraph"/>
+              <w:numPr>
+                <w:ilvl w:val="0"/>
+                <w:numId w:val="1"/>
+              </w:numPr>
+              <w:spacing w:after="0"/>
+              <w:rPr>
+                <w:rFonts w:ascii="Cambria" w:hAnsi="Cambria"/>
+                <w:bCs/>
+              </w:rPr>
+            </w:pPr>
+            <w:r>
+              <w:rPr>
+                <w:rFonts w:ascii="Cambria" w:hAnsi="Cambria"/>
+                <w:bCs/>
+              </w:rPr>
+              <w:t>Cổng thanh toán xác nhận giao dịch thành công và gửi phản hồi về hệ thống.</w:t>
+            </w:r>
+          </w:p>
+          <w:p>
+            <w:pPr>
+              <w:pStyle w:val="ListParagraph"/>
+              <w:numPr>
+                <w:ilvl w:val="0"/>
+                <w:numId w:val="1"/>
+              </w:numPr>
+              <w:spacing w:after="0"/>
+              <w:rPr>
+                <w:rFonts w:ascii="Cambria" w:hAnsi="Cambria"/>
+                <w:bCs/>
+              </w:rPr>
+            </w:pPr>
+            <w:r>
+              <w:rPr>
+                <w:rFonts w:ascii="Cambria" w:hAnsi="Cambria"/>
+                <w:bCs/>
+              </w:rPr>
+              <w:t>Hệ thống cập nhật trạng thái "Đã thanh toán" cho lớp học.</w:t>
+            </w:r>
+          </w:p>
+          <w:p>
+            <w:pPr>
+              <w:pStyle w:val="ListParagraph"/>
+              <w:numPr>
+                <w:ilvl w:val="0"/>
+                <w:numId w:val="1"/>
+              </w:numPr>
+              <w:spacing w:after="0"/>
+              <w:rPr>
+                <w:rFonts w:ascii="Cambria" w:hAnsi="Cambria"/>
+                <w:bCs/>
+              </w:rPr>
+            </w:pPr>
+            <w:r>
+              <w:rPr>
+                <w:rFonts w:ascii="Cambria" w:hAnsi="Cambria"/>
+                <w:bCs/>
+              </w:rPr>
+              <w:t>Hệ thống lưu trữ biên lai giao dịch chính thức vào cơ sở dữ liệu.</w:t>
+            </w:r>
+          </w:p>
+          <w:p>
+            <w:pPr>
+              <w:pStyle w:val="ListParagraph"/>
+              <w:numPr>
+                <w:ilvl w:val="0"/>
+                <w:numId w:val="1"/>
+              </w:numPr>
+              <w:spacing w:after="0"/>
+              <w:rPr>
+                <w:rFonts w:ascii="Cambria" w:hAnsi="Cambria"/>
+                <w:b/>
+              </w:rPr>
+            </w:pPr>
+            <w:r>
+              <w:rPr>
+                <w:rFonts w:ascii="Cambria" w:hAnsi="Cambria"/>
+                <w:bCs/>
+              </w:rPr>
+              <w:t xml:space="preserve">Hệ thống gửi thông báo thành công (Email/App) cho Gia sư và </w:t>
+            </w:r>
+            <w:r>
+              <w:rPr>
+                <w:rFonts w:ascii="Cambria" w:hAnsi="Cambria"/>
+                <w:bCs/>
+              </w:rPr>
+              <w:t>Admin</w:t>
+            </w:r>
           </w:p>
         </w:tc>
       </w:tr>
@@ -319,29 +690,17 @@
             <w:pPr>
               <w:spacing w:after="0"/>
               <w:rPr>
-                <w:b/>
-              </w:rPr>
-            </w:pPr>
-            <w:r>
-              <w:rPr>
+                <w:rFonts w:ascii="Cambria" w:hAnsi="Cambria"/>
+                <w:b/>
+              </w:rPr>
+            </w:pPr>
+            <w:r>
+              <w:rPr>
+                <w:rFonts w:ascii="Cambria" w:hAnsi="Cambria"/>
                 <w:b/>
               </w:rPr>
               <w:t>Các luồng con:</w:t>
             </w:r>
-            <w:r>
-              <w:rPr>
-                <w:b/>
-              </w:rPr>
-              <w:br/>
-            </w:r>
-          </w:p>
-          <w:p>
-            <w:pPr>
-              <w:spacing w:after="0"/>
-              <w:rPr>
-                <w:b/>
-              </w:rPr>
-            </w:pPr>
           </w:p>
         </w:tc>
       </w:tr>
@@ -355,11 +714,13 @@
             <w:pPr>
               <w:spacing w:after="0"/>
               <w:rPr>
-                <w:b/>
-              </w:rPr>
-            </w:pPr>
-            <w:r>
-              <w:rPr>
+                <w:rFonts w:ascii="Cambria" w:hAnsi="Cambria"/>
+                <w:b/>
+              </w:rPr>
+            </w:pPr>
+            <w:r>
+              <w:rPr>
+                <w:rFonts w:ascii="Cambria" w:hAnsi="Cambria"/>
                 <w:b/>
               </w:rPr>
               <w:t xml:space="preserve">Các luồng ngoại lệ/Tương đương: </w:t>
@@ -369,9 +730,63 @@
             <w:pPr>
               <w:spacing w:after="0"/>
               <w:rPr>
-                <w:b/>
-              </w:rPr>
-            </w:pPr>
+                <w:rFonts w:ascii="Cambria" w:hAnsi="Cambria"/>
+                <w:b/>
+              </w:rPr>
+            </w:pPr>
+            <w:r>
+              <w:rPr>
+                <w:rFonts w:ascii="Cambria" w:hAnsi="Cambria"/>
+                <w:b/>
+                <w:bCs/>
+              </w:rPr>
+              <w:t>Thanh toán thất bại</w:t>
+            </w:r>
+            <w:r>
+              <w:rPr>
+                <w:rFonts w:ascii="Cambria" w:hAnsi="Cambria"/>
+                <w:b/>
+              </w:rPr>
+              <w:t xml:space="preserve">: </w:t>
+            </w:r>
+            <w:r>
+              <w:rPr>
+                <w:rFonts w:ascii="Cambria" w:hAnsi="Cambria"/>
+                <w:bCs/>
+              </w:rPr>
+              <w:t>Cổng thanh toán báo lỗi (do tài khoản không đủ số dư hoặc lỗi kết nối). Hệ thống hiển thị thông báo lỗi và yêu cầu thực hiện lại.</w:t>
+            </w:r>
+          </w:p>
+          <w:p>
+            <w:pPr>
+              <w:spacing w:after="0"/>
+              <w:rPr>
+                <w:rFonts w:ascii="Cambria" w:hAnsi="Cambria"/>
+                <w:b/>
+              </w:rPr>
+            </w:pPr>
+            <w:r>
+              <w:rPr>
+                <w:rFonts w:ascii="Cambria" w:hAnsi="Cambria"/>
+                <w:b/>
+                <w:bCs/>
+              </w:rPr>
+              <w:t>Hủy giao dịch</w:t>
+            </w:r>
+            <w:r>
+              <w:rPr>
+                <w:rFonts w:ascii="Cambria" w:hAnsi="Cambria"/>
+                <w:b/>
+              </w:rPr>
+              <w:t xml:space="preserve">: </w:t>
+            </w:r>
+            <w:r>
+              <w:rPr>
+                <w:rFonts w:ascii="Cambria" w:hAnsi="Cambria"/>
+                <w:bCs/>
+              </w:rPr>
+              <w:t>Gia sư thoát khỏi trang thanh toán của bên thứ ba; hệ thống giữ nguyên trạng thái "Chờ thanh toán".</w:t>
+            </w:r>
           </w:p>
         </w:tc>
       </w:tr>
@@ -385,6 +800,215 @@
     </w:sectPr>
   </w:body>
 </w:document>
+</file>
+
+<file path=word/numbering.xml><?xml version="1.0" encoding="utf-8"?>
+<w:numbering xmlns:wpc="http://schemas.microsoft.com/office/word/2010/wordprocessingCanvas" xmlns:cx="http://schemas.microsoft.com/office/drawing/2014/chartex" xmlns:cx1="http://schemas.microsoft.com/office/drawing/2015/9/8/chartex" xmlns:cx2="http://schemas.microsoft.com/office/drawing/2015/10/21/chartex" xmlns:cx3="http://schemas.microsoft.com/office/drawing/2016/5/9/chartex" xmlns:cx4="http://schemas.microsoft.com/office/drawing/2016/5/10/chartex" xmlns:cx5="http://schemas.microsoft.com/office/drawing/2016/5/11/chartex" xmlns:cx6="http://schemas.microsoft.com/office/drawing/2016/5/12/chartex" xmlns:cx7="http://schemas.microsoft.com/office/drawing/2016/5/13/chartex" xmlns:cx8="http://schemas.microsoft.com/office/drawing/2016/5/14/chartex" xmlns:mc="http://schemas.openxmlformats.org/markup-compatibility/2006" xmlns:aink="http://schemas.microsoft.com/office/drawing/2016/ink" xmlns:am3d="http://schemas.microsoft.com/office/drawing/2017/model3d" xmlns:o="urn:schemas-microsoft-com:office:office" xmlns:oel="http://schemas.microsoft.com/office/2019/extlst" xmlns:r="http://schemas.openxmlformats.org/officeDocument/2006/relationships" xmlns:m="http://schemas.openxmlformats.org/officeDocument/2006/math" xmlns:v="urn:schemas-microsoft-com:vml" xmlns:wp14="http://schemas.microsoft.com/office/word/2010/wordprocessingDrawing" xmlns:wp="http://schemas.openxmlformats.org/drawingml/2006/wordprocessingDrawing" xmlns:w10="urn:schemas-microsoft-com:office:word" xmlns:w="http://schemas.openxmlformats.org/wordprocessingml/2006/main" xmlns:w14="http://schemas.microsoft.com/office/word/2010/wordml" xmlns:w15="http://schemas.microsoft.com/office/word/2012/wordml" xmlns:w16cex="http://schemas.microsoft.com/office/word/2018/wordml/cex" xmlns:w16cid="http://schemas.microsoft.com/office/word/2016/wordml/cid" xmlns:w16="http://schemas.microsoft.com/office/word/2018/wordml" xmlns:w16du="http://schemas.microsoft.com/office/word/2023/wordml/word16du" xmlns:w16sdtdh="http://schemas.microsoft.com/office/word/2020/wordml/sdtdatahash" xmlns:w16sdtfl="http://schemas.microsoft.com/office/word/2024/wordml/sdtformatlock" xmlns:w16se="http://schemas.microsoft.com/office/word/2015/wordml/symex" xmlns:wpg="http://schemas.microsoft.com/office/word/2010/wordprocessingGroup" xmlns:wpi="http://schemas.microsoft.com/office/word/2010/wordprocessingInk" xmlns:wne="http://schemas.microsoft.com/office/word/2006/wordml" xmlns:wps="http://schemas.microsoft.com/office/word/2010/wordprocessingShape" mc:Ignorable="w14 w15 w16se w16cid w16 w16cex w16sdtdh w16sdtfl w16du wp14">
+  <w:abstractNum w:abstractNumId="0" w15:restartNumberingAfterBreak="0">
+    <w:nsid w:val="4067758B"/>
+    <w:multiLevelType w:val="hybridMultilevel"/>
+    <w:tmpl w:val="39C462AE"/>
+    <w:lvl w:ilvl="0" w:tplc="042A000F">
+      <w:start w:val="1"/>
+      <w:numFmt w:val="decimal"/>
+      <w:lvlText w:val="%1."/>
+      <w:lvlJc w:val="left"/>
+      <w:pPr>
+        <w:ind w:left="720" w:hanging="360"/>
+      </w:pPr>
+    </w:lvl>
+    <w:lvl w:ilvl="1" w:tplc="042A0019" w:tentative="1">
+      <w:start w:val="1"/>
+      <w:numFmt w:val="lowerLetter"/>
+      <w:lvlText w:val="%2."/>
+      <w:lvlJc w:val="left"/>
+      <w:pPr>
+        <w:ind w:left="1440" w:hanging="360"/>
+      </w:pPr>
+    </w:lvl>
+    <w:lvl w:ilvl="2" w:tplc="042A001B" w:tentative="1">
+      <w:start w:val="1"/>
+      <w:numFmt w:val="lowerRoman"/>
+      <w:lvlText w:val="%3."/>
+      <w:lvlJc w:val="right"/>
+      <w:pPr>
+        <w:ind w:left="2160" w:hanging="180"/>
+      </w:pPr>
+    </w:lvl>
+    <w:lvl w:ilvl="3" w:tplc="042A000F" w:tentative="1">
+      <w:start w:val="1"/>
+      <w:numFmt w:val="decimal"/>
+      <w:lvlText w:val="%4."/>
+      <w:lvlJc w:val="left"/>
+      <w:pPr>
+        <w:ind w:left="2880" w:hanging="360"/>
+      </w:pPr>
+    </w:lvl>
+    <w:lvl w:ilvl="4" w:tplc="042A0019" w:tentative="1">
+      <w:start w:val="1"/>
+      <w:numFmt w:val="lowerLetter"/>
+      <w:lvlText w:val="%5."/>
+      <w:lvlJc w:val="left"/>
+      <w:pPr>
+        <w:ind w:left="3600" w:hanging="360"/>
+      </w:pPr>
+    </w:lvl>
+    <w:lvl w:ilvl="5" w:tplc="042A001B" w:tentative="1">
+      <w:start w:val="1"/>
+      <w:numFmt w:val="lowerRoman"/>
+      <w:lvlText w:val="%6."/>
+      <w:lvlJc w:val="right"/>
+      <w:pPr>
+        <w:ind w:left="4320" w:hanging="180"/>
+      </w:pPr>
+    </w:lvl>
+    <w:lvl w:ilvl="6" w:tplc="042A000F" w:tentative="1">
+      <w:start w:val="1"/>
+      <w:numFmt w:val="decimal"/>
+      <w:lvlText w:val="%7."/>
+      <w:lvlJc w:val="left"/>
+      <w:pPr>
+        <w:ind w:left="5040" w:hanging="360"/>
+      </w:pPr>
+    </w:lvl>
+    <w:lvl w:ilvl="7" w:tplc="042A0019" w:tentative="1">
+      <w:start w:val="1"/>
+      <w:numFmt w:val="lowerLetter"/>
+      <w:lvlText w:val="%8."/>
+      <w:lvlJc w:val="left"/>
+      <w:pPr>
+        <w:ind w:left="5760" w:hanging="360"/>
+      </w:pPr>
+    </w:lvl>
+    <w:lvl w:ilvl="8" w:tplc="042A001B" w:tentative="1">
+      <w:start w:val="1"/>
+      <w:numFmt w:val="lowerRoman"/>
+      <w:lvlText w:val="%9."/>
+      <w:lvlJc w:val="right"/>
+      <w:pPr>
+        <w:ind w:left="6480" w:hanging="180"/>
+      </w:pPr>
+    </w:lvl>
+  </w:abstractNum>
+  <w:abstractNum w:abstractNumId="1" w15:restartNumberingAfterBreak="0">
+    <w:nsid w:val="53BF16FA"/>
+    <w:multiLevelType w:val="hybridMultilevel"/>
+    <w:tmpl w:val="85908F62"/>
+    <w:lvl w:ilvl="0" w:tplc="9168C7CC">
+      <w:numFmt w:val="bullet"/>
+      <w:lvlText w:val="-"/>
+      <w:lvlJc w:val="left"/>
+      <w:pPr>
+        <w:ind w:left="720" w:hanging="360"/>
+      </w:pPr>
+      <w:rPr>
+        <w:rFonts w:ascii="Aptos" w:eastAsiaTheme="minorEastAsia" w:hAnsi="Aptos" w:cstheme="minorBidi" w:hint="default"/>
+      </w:rPr>
+    </w:lvl>
+    <w:lvl w:ilvl="1" w:tplc="042A0003" w:tentative="1">
+      <w:start w:val="1"/>
+      <w:numFmt w:val="bullet"/>
+      <w:lvlText w:val="o"/>
+      <w:lvlJc w:val="left"/>
+      <w:pPr>
+        <w:ind w:left="1440" w:hanging="360"/>
+      </w:pPr>
+      <w:rPr>
+        <w:rFonts w:ascii="Courier New" w:hAnsi="Courier New" w:cs="Courier New" w:hint="default"/>
+      </w:rPr>
+    </w:lvl>
+    <w:lvl w:ilvl="2" w:tplc="042A0005" w:tentative="1">
+      <w:start w:val="1"/>
+      <w:numFmt w:val="bullet"/>
+      <w:lvlText w:val=""/>
+      <w:lvlJc w:val="left"/>
+      <w:pPr>
+        <w:ind w:left="2160" w:hanging="360"/>
+      </w:pPr>
+      <w:rPr>
+        <w:rFonts w:ascii="Wingdings" w:hAnsi="Wingdings" w:hint="default"/>
+      </w:rPr>
+    </w:lvl>
+    <w:lvl w:ilvl="3" w:tplc="042A0001" w:tentative="1">
+      <w:start w:val="1"/>
+      <w:numFmt w:val="bullet"/>
+      <w:lvlText w:val=""/>
+      <w:lvlJc w:val="left"/>
+      <w:pPr>
+        <w:ind w:left="2880" w:hanging="360"/>
+      </w:pPr>
+      <w:rPr>
+        <w:rFonts w:ascii="Symbol" w:hAnsi="Symbol" w:hint="default"/>
+      </w:rPr>
+    </w:lvl>
+    <w:lvl w:ilvl="4" w:tplc="042A0003" w:tentative="1">
+      <w:start w:val="1"/>
+      <w:numFmt w:val="bullet"/>
+      <w:lvlText w:val="o"/>
+      <w:lvlJc w:val="left"/>
+      <w:pPr>
+        <w:ind w:left="3600" w:hanging="360"/>
+      </w:pPr>
+      <w:rPr>
+        <w:rFonts w:ascii="Courier New" w:hAnsi="Courier New" w:cs="Courier New" w:hint="default"/>
+      </w:rPr>
+    </w:lvl>
+    <w:lvl w:ilvl="5" w:tplc="042A0005" w:tentative="1">
+      <w:start w:val="1"/>
+      <w:numFmt w:val="bullet"/>
+      <w:lvlText w:val=""/>
+      <w:lvlJc w:val="left"/>
+      <w:pPr>
+        <w:ind w:left="4320" w:hanging="360"/>
+      </w:pPr>
+      <w:rPr>
+        <w:rFonts w:ascii="Wingdings" w:hAnsi="Wingdings" w:hint="default"/>
+      </w:rPr>
+    </w:lvl>
+    <w:lvl w:ilvl="6" w:tplc="042A0001" w:tentative="1">
+      <w:start w:val="1"/>
+      <w:numFmt w:val="bullet"/>
+      <w:lvlText w:val=""/>
+      <w:lvlJc w:val="left"/>
+      <w:pPr>
+        <w:ind w:left="5040" w:hanging="360"/>
+      </w:pPr>
+      <w:rPr>
+        <w:rFonts w:ascii="Symbol" w:hAnsi="Symbol" w:hint="default"/>
+      </w:rPr>
+    </w:lvl>
+    <w:lvl w:ilvl="7" w:tplc="042A0003" w:tentative="1">
+      <w:start w:val="1"/>
+      <w:numFmt w:val="bullet"/>
+      <w:lvlText w:val="o"/>
+      <w:lvlJc w:val="left"/>
+      <w:pPr>
+        <w:ind w:left="5760" w:hanging="360"/>
+      </w:pPr>
+      <w:rPr>
+        <w:rFonts w:ascii="Courier New" w:hAnsi="Courier New" w:cs="Courier New" w:hint="default"/>
+      </w:rPr>
+    </w:lvl>
+    <w:lvl w:ilvl="8" w:tplc="042A0005" w:tentative="1">
+      <w:start w:val="1"/>
+      <w:numFmt w:val="bullet"/>
+      <w:lvlText w:val=""/>
+      <w:lvlJc w:val="left"/>
+      <w:pPr>
+        <w:ind w:left="6480" w:hanging="360"/>
+      </w:pPr>
+      <w:rPr>
+        <w:rFonts w:ascii="Wingdings" w:hAnsi="Wingdings" w:hint="default"/>
+      </w:rPr>
+    </w:lvl>
+  </w:abstractNum>
+  <w:num w:numId="1" w16cid:durableId="1521890705">
+    <w:abstractNumId w:val="0"/>
+  </w:num>
+  <w:num w:numId="2" w16cid:durableId="411464579">
+    <w:abstractNumId w:val="1"/>
+  </w:num>
+</w:numbering>
 </file>
 
 <file path=word/styles.xml><?xml version="1.0" encoding="utf-8"?>
@@ -1017,7 +1641,6 @@
   <w:style w:type="character" w:default="1" w:styleId="DefaultParagraphFont">
     <w:name w:val="Default Paragraph Font"/>
     <w:uiPriority w:val="1"/>
-    <w:semiHidden/>
     <w:unhideWhenUsed/>
   </w:style>
   <w:style w:type="table" w:default="1" w:styleId="TableNormal">
@@ -1345,6 +1968,19 @@
       <w:smallCaps/>
       <w:color w:val="2E74B5" w:themeColor="accent1" w:themeShade="BF"/>
       <w:spacing w:val="5"/>
+    </w:rPr>
+  </w:style>
+  <w:style w:type="paragraph" w:styleId="NormalWeb">
+    <w:name w:val="Normal (Web)"/>
+    <w:basedOn w:val="Normal"/>
+    <w:uiPriority w:val="99"/>
+    <w:semiHidden/>
+    <w:unhideWhenUsed/>
+    <w:rsid w:val="007A2BFE"/>
+    <w:rPr>
+      <w:rFonts w:ascii="Times New Roman" w:hAnsi="Times New Roman" w:cs="Times New Roman"/>
+      <w:sz w:val="24"/>
+      <w:szCs w:val="24"/>
     </w:rPr>
   </w:style>
 </w:styles>
